--- a/spa/docx/027.content.docx
+++ b/spa/docx/027.content.docx
@@ -4075,7 +4075,7 @@
         <w:rPr>
           <w:lang w:val="es_ES" w:bidi="es_ES"/>
         </w:rPr>
-        <w:t>9–12</w:t>
+        <w:t>9–14</w:t>
       </w:r>
       <w:r>
         <w:rPr>
